--- a/annexes/FTT/Response_to_Referees.docx
+++ b/annexes/FTT/Response_to_Referees.docx
@@ -14,17 +14,8 @@
           <w:rFonts w:ascii="Times New Roman" w:hAnsi="Times New Roman" w:cs="Times New Roman"/>
           <w:b/>
         </w:rPr>
-        <w:t xml:space="preserve">Modifications apportées au fichier </w:t>
-      </w:r>
-      <w:proofErr w:type="spellStart"/>
-      <w:r>
-        <w:rPr>
-          <w:rFonts w:ascii="Times New Roman" w:hAnsi="Times New Roman" w:cs="Times New Roman"/>
-          <w:b/>
-        </w:rPr>
-        <w:t>FTT_CapelleBlancard</w:t>
-      </w:r>
-      <w:proofErr w:type="spellEnd"/>
+        <w:t>Modifications apportées au fichier FTT_CapelleBlancard</w:t>
+      </w:r>
     </w:p>
     <w:p>
       <w:pPr>
@@ -72,7 +63,15 @@
         <w:rPr>
           <w:rFonts w:ascii="Times New Roman" w:hAnsi="Times New Roman" w:cs="Times New Roman"/>
         </w:rPr>
-        <w:t>Afin de faciliter la lecture de la nouvelle version, je récapitule ici les remarques et les réponses apportées :</w:t>
+        <w:t>Afin de faciliter la lecture de la nouvelle vers</w:t>
+      </w:r>
+      <w:bookmarkStart w:id="0" w:name="_GoBack"/>
+      <w:bookmarkEnd w:id="0"/>
+      <w:r>
+        <w:rPr>
+          <w:rFonts w:ascii="Times New Roman" w:hAnsi="Times New Roman" w:cs="Times New Roman"/>
+        </w:rPr>
+        <w:t>ion, je récapitule ici les remarques et les réponses apportées :</w:t>
       </w:r>
     </w:p>
     <w:p>
@@ -104,27 +103,7 @@
           <w:color w:val="000000"/>
           <w:lang w:eastAsia="fr-FR"/>
         </w:rPr>
-        <w:t>Ta contribution sera une annexe en tant que telle. Ce qui est situé avant le "</w:t>
-      </w:r>
-      <w:proofErr w:type="spellStart"/>
-      <w:r>
-        <w:rPr>
-          <w:rFonts w:ascii="Times New Roman" w:eastAsia="Times New Roman" w:hAnsi="Times New Roman" w:cs="Times New Roman"/>
-          <w:i/>
-          <w:color w:val="000000"/>
-          <w:lang w:eastAsia="fr-FR"/>
-        </w:rPr>
-        <w:t>Appendix</w:t>
-      </w:r>
-      <w:proofErr w:type="spellEnd"/>
-      <w:r>
-        <w:rPr>
-          <w:rFonts w:ascii="Times New Roman" w:eastAsia="Times New Roman" w:hAnsi="Times New Roman" w:cs="Times New Roman"/>
-          <w:i/>
-          <w:color w:val="000000"/>
-          <w:lang w:eastAsia="fr-FR"/>
-        </w:rPr>
-        <w:t>" introduit bien la suite, avec certaines répétitions et longueurs. En fait-on une introduction ?</w:t>
+        <w:t>Ta contribution sera une annexe en tant que telle. Ce qui est situé avant le "Appendix" introduit bien la suite, avec certaines répétitions et longueurs. En fait-on une introduction ?</w:t>
       </w:r>
     </w:p>
     <w:p>
@@ -275,47 +254,7 @@
           <w:color w:val="000000"/>
           <w:lang w:eastAsia="fr-FR"/>
         </w:rPr>
-        <w:t>Dans la section la section </w:t>
-      </w:r>
-      <w:proofErr w:type="spellStart"/>
-      <w:r>
-        <w:rPr>
-          <w:rFonts w:ascii="Times New Roman" w:eastAsia="Times New Roman" w:hAnsi="Times New Roman" w:cs="Times New Roman"/>
-          <w:i/>
-          <w:color w:val="000000"/>
-          <w:lang w:eastAsia="fr-FR"/>
-        </w:rPr>
-        <w:t>Existing</w:t>
-      </w:r>
-      <w:proofErr w:type="spellEnd"/>
-      <w:r>
-        <w:rPr>
-          <w:rFonts w:ascii="Times New Roman" w:eastAsia="Times New Roman" w:hAnsi="Times New Roman" w:cs="Times New Roman"/>
-          <w:i/>
-          <w:color w:val="000000"/>
-          <w:lang w:eastAsia="fr-FR"/>
-        </w:rPr>
-        <w:t xml:space="preserve"> national </w:t>
-      </w:r>
-      <w:proofErr w:type="spellStart"/>
-      <w:r>
-        <w:rPr>
-          <w:rFonts w:ascii="Times New Roman" w:eastAsia="Times New Roman" w:hAnsi="Times New Roman" w:cs="Times New Roman"/>
-          <w:i/>
-          <w:color w:val="000000"/>
-          <w:lang w:eastAsia="fr-FR"/>
-        </w:rPr>
-        <w:t>policies</w:t>
-      </w:r>
-      <w:proofErr w:type="spellEnd"/>
-      <w:r>
-        <w:rPr>
-          <w:rFonts w:ascii="Times New Roman" w:eastAsia="Times New Roman" w:hAnsi="Times New Roman" w:cs="Times New Roman"/>
-          <w:i/>
-          <w:color w:val="000000"/>
-          <w:lang w:eastAsia="fr-FR"/>
-        </w:rPr>
-        <w:t>, dans l'optique de clarifier et au vu de l'importance du sujet, saurais-tu appuyer ta présentation d'une table résumant ce qui se fait déjà par pays ?</w:t>
+        <w:t>Dans la section la section Existing national policies, dans l'optique de clarifier et au vu de l'importance du sujet, saurais-tu appuyer ta présentation d'une table résumant ce qui se fait déjà par pays ?</w:t>
       </w:r>
     </w:p>
     <w:p>
@@ -442,127 +381,7 @@
           <w:color w:val="000000"/>
           <w:lang w:eastAsia="fr-FR"/>
         </w:rPr>
-        <w:t>Objection 1 (</w:t>
-      </w:r>
-      <w:proofErr w:type="spellStart"/>
-      <w:r>
-        <w:rPr>
-          <w:rFonts w:ascii="Times New Roman" w:eastAsia="Times New Roman" w:hAnsi="Times New Roman" w:cs="Times New Roman"/>
-          <w:i/>
-          <w:color w:val="000000"/>
-          <w:lang w:eastAsia="fr-FR"/>
-        </w:rPr>
-        <w:t>reduce</w:t>
-      </w:r>
-      <w:proofErr w:type="spellEnd"/>
-      <w:r>
-        <w:rPr>
-          <w:rFonts w:ascii="Times New Roman" w:eastAsia="Times New Roman" w:hAnsi="Times New Roman" w:cs="Times New Roman"/>
-          <w:i/>
-          <w:color w:val="000000"/>
-          <w:lang w:eastAsia="fr-FR"/>
-        </w:rPr>
-        <w:t xml:space="preserve"> </w:t>
-      </w:r>
-      <w:proofErr w:type="spellStart"/>
-      <w:r>
-        <w:rPr>
-          <w:rFonts w:ascii="Times New Roman" w:eastAsia="Times New Roman" w:hAnsi="Times New Roman" w:cs="Times New Roman"/>
-          <w:i/>
-          <w:color w:val="000000"/>
-          <w:lang w:eastAsia="fr-FR"/>
-        </w:rPr>
-        <w:t>market</w:t>
-      </w:r>
-      <w:proofErr w:type="spellEnd"/>
-      <w:r>
-        <w:rPr>
-          <w:rFonts w:ascii="Times New Roman" w:eastAsia="Times New Roman" w:hAnsi="Times New Roman" w:cs="Times New Roman"/>
-          <w:i/>
-          <w:color w:val="000000"/>
-          <w:lang w:eastAsia="fr-FR"/>
-        </w:rPr>
-        <w:t xml:space="preserve"> </w:t>
-      </w:r>
-      <w:proofErr w:type="spellStart"/>
-      <w:r>
-        <w:rPr>
-          <w:rFonts w:ascii="Times New Roman" w:eastAsia="Times New Roman" w:hAnsi="Times New Roman" w:cs="Times New Roman"/>
-          <w:i/>
-          <w:color w:val="000000"/>
-          <w:lang w:eastAsia="fr-FR"/>
-        </w:rPr>
-        <w:t>liquidity</w:t>
-      </w:r>
-      <w:proofErr w:type="spellEnd"/>
-      <w:r>
-        <w:rPr>
-          <w:rFonts w:ascii="Times New Roman" w:eastAsia="Times New Roman" w:hAnsi="Times New Roman" w:cs="Times New Roman"/>
-          <w:i/>
-          <w:color w:val="000000"/>
-          <w:lang w:eastAsia="fr-FR"/>
-        </w:rPr>
-        <w:t xml:space="preserve">) : "transactions </w:t>
-      </w:r>
-      <w:proofErr w:type="spellStart"/>
-      <w:r>
-        <w:rPr>
-          <w:rFonts w:ascii="Times New Roman" w:eastAsia="Times New Roman" w:hAnsi="Times New Roman" w:cs="Times New Roman"/>
-          <w:i/>
-          <w:color w:val="000000"/>
-          <w:lang w:eastAsia="fr-FR"/>
-        </w:rPr>
-        <w:t>whose</w:t>
-      </w:r>
-      <w:proofErr w:type="spellEnd"/>
-      <w:r>
-        <w:rPr>
-          <w:rFonts w:ascii="Times New Roman" w:eastAsia="Times New Roman" w:hAnsi="Times New Roman" w:cs="Times New Roman"/>
-          <w:i/>
-          <w:color w:val="000000"/>
-          <w:lang w:eastAsia="fr-FR"/>
-        </w:rPr>
-        <w:t xml:space="preserve"> social value </w:t>
-      </w:r>
-      <w:proofErr w:type="spellStart"/>
-      <w:r>
-        <w:rPr>
-          <w:rFonts w:ascii="Times New Roman" w:eastAsia="Times New Roman" w:hAnsi="Times New Roman" w:cs="Times New Roman"/>
-          <w:i/>
-          <w:color w:val="000000"/>
-          <w:lang w:eastAsia="fr-FR"/>
-        </w:rPr>
-        <w:t>is</w:t>
-      </w:r>
-      <w:proofErr w:type="spellEnd"/>
-      <w:r>
-        <w:rPr>
-          <w:rFonts w:ascii="Times New Roman" w:eastAsia="Times New Roman" w:hAnsi="Times New Roman" w:cs="Times New Roman"/>
-          <w:i/>
-          <w:color w:val="000000"/>
-          <w:lang w:eastAsia="fr-FR"/>
-        </w:rPr>
-        <w:t xml:space="preserve"> </w:t>
-      </w:r>
-      <w:proofErr w:type="spellStart"/>
-      <w:r>
-        <w:rPr>
-          <w:rFonts w:ascii="Times New Roman" w:eastAsia="Times New Roman" w:hAnsi="Times New Roman" w:cs="Times New Roman"/>
-          <w:i/>
-          <w:color w:val="000000"/>
-          <w:lang w:eastAsia="fr-FR"/>
-        </w:rPr>
-        <w:t>uncertain</w:t>
-      </w:r>
-      <w:proofErr w:type="spellEnd"/>
-      <w:r>
-        <w:rPr>
-          <w:rFonts w:ascii="Times New Roman" w:eastAsia="Times New Roman" w:hAnsi="Times New Roman" w:cs="Times New Roman"/>
-          <w:i/>
-          <w:color w:val="000000"/>
-          <w:lang w:eastAsia="fr-FR"/>
-        </w:rPr>
-        <w:t>" ce pourrait être bon de rappeler pourquoi tout ou partie des transactions rapides ont un intérêt social négatif.</w:t>
+        <w:t>Objection 1 (reduce market liquidity) : "transactions whose social value is uncertain" ce pourrait être bon de rappeler pourquoi tout ou partie des transactions rapides ont un intérêt social négatif.</w:t>
       </w:r>
     </w:p>
     <w:p>
@@ -649,67 +468,7 @@
           <w:color w:val="000000"/>
           <w:lang w:eastAsia="fr-FR"/>
         </w:rPr>
-        <w:t>Objection 3 (</w:t>
-      </w:r>
-      <w:proofErr w:type="spellStart"/>
-      <w:r>
-        <w:rPr>
-          <w:rFonts w:ascii="Times New Roman" w:eastAsia="Times New Roman" w:hAnsi="Times New Roman" w:cs="Times New Roman"/>
-          <w:i/>
-          <w:color w:val="000000"/>
-          <w:lang w:eastAsia="fr-FR"/>
-        </w:rPr>
-        <w:t>raise</w:t>
-      </w:r>
-      <w:proofErr w:type="spellEnd"/>
-      <w:r>
-        <w:rPr>
-          <w:rFonts w:ascii="Times New Roman" w:eastAsia="Times New Roman" w:hAnsi="Times New Roman" w:cs="Times New Roman"/>
-          <w:i/>
-          <w:color w:val="000000"/>
-          <w:lang w:eastAsia="fr-FR"/>
-        </w:rPr>
-        <w:t xml:space="preserve"> the </w:t>
-      </w:r>
-      <w:proofErr w:type="spellStart"/>
-      <w:r>
-        <w:rPr>
-          <w:rFonts w:ascii="Times New Roman" w:eastAsia="Times New Roman" w:hAnsi="Times New Roman" w:cs="Times New Roman"/>
-          <w:i/>
-          <w:color w:val="000000"/>
-          <w:lang w:eastAsia="fr-FR"/>
-        </w:rPr>
-        <w:t>cost</w:t>
-      </w:r>
-      <w:proofErr w:type="spellEnd"/>
-      <w:r>
-        <w:rPr>
-          <w:rFonts w:ascii="Times New Roman" w:eastAsia="Times New Roman" w:hAnsi="Times New Roman" w:cs="Times New Roman"/>
-          <w:i/>
-          <w:color w:val="000000"/>
-          <w:lang w:eastAsia="fr-FR"/>
-        </w:rPr>
-        <w:t xml:space="preserve"> of capital for </w:t>
-      </w:r>
-      <w:proofErr w:type="spellStart"/>
-      <w:r>
-        <w:rPr>
-          <w:rFonts w:ascii="Times New Roman" w:eastAsia="Times New Roman" w:hAnsi="Times New Roman" w:cs="Times New Roman"/>
-          <w:i/>
-          <w:color w:val="000000"/>
-          <w:lang w:eastAsia="fr-FR"/>
-        </w:rPr>
-        <w:t>firms</w:t>
-      </w:r>
-      <w:proofErr w:type="spellEnd"/>
-      <w:r>
-        <w:rPr>
-          <w:rFonts w:ascii="Times New Roman" w:eastAsia="Times New Roman" w:hAnsi="Times New Roman" w:cs="Times New Roman"/>
-          <w:i/>
-          <w:color w:val="000000"/>
-          <w:lang w:eastAsia="fr-FR"/>
-        </w:rPr>
-        <w:t>) : appuyer l'argument de référence pourrait être intéressant.</w:t>
+        <w:t>Objection 3 (raise the cost of capital for firms) : appuyer l'argument de référence pourrait être intéressant.</w:t>
       </w:r>
     </w:p>
     <w:p>
@@ -854,67 +613,7 @@
           <w:color w:val="000000"/>
           <w:lang w:eastAsia="fr-FR"/>
         </w:rPr>
-        <w:t xml:space="preserve">Objection 7 (hit </w:t>
-      </w:r>
-      <w:proofErr w:type="spellStart"/>
-      <w:r>
-        <w:rPr>
-          <w:rFonts w:ascii="Times New Roman" w:eastAsia="Times New Roman" w:hAnsi="Times New Roman" w:cs="Times New Roman"/>
-          <w:i/>
-          <w:color w:val="000000"/>
-          <w:lang w:eastAsia="fr-FR"/>
-        </w:rPr>
-        <w:t>ordinary</w:t>
-      </w:r>
-      <w:proofErr w:type="spellEnd"/>
-      <w:r>
-        <w:rPr>
-          <w:rFonts w:ascii="Times New Roman" w:eastAsia="Times New Roman" w:hAnsi="Times New Roman" w:cs="Times New Roman"/>
-          <w:i/>
-          <w:color w:val="000000"/>
-          <w:lang w:eastAsia="fr-FR"/>
-        </w:rPr>
-        <w:t xml:space="preserve"> </w:t>
-      </w:r>
-      <w:proofErr w:type="spellStart"/>
-      <w:r>
-        <w:rPr>
-          <w:rFonts w:ascii="Times New Roman" w:eastAsia="Times New Roman" w:hAnsi="Times New Roman" w:cs="Times New Roman"/>
-          <w:i/>
-          <w:color w:val="000000"/>
-          <w:lang w:eastAsia="fr-FR"/>
-        </w:rPr>
-        <w:t>savers</w:t>
-      </w:r>
-      <w:proofErr w:type="spellEnd"/>
-      <w:r>
-        <w:rPr>
-          <w:rFonts w:ascii="Times New Roman" w:eastAsia="Times New Roman" w:hAnsi="Times New Roman" w:cs="Times New Roman"/>
-          <w:i/>
-          <w:color w:val="000000"/>
-          <w:lang w:eastAsia="fr-FR"/>
-        </w:rPr>
-        <w:t xml:space="preserve">) : </w:t>
-      </w:r>
-      <w:proofErr w:type="spellStart"/>
-      <w:r>
-        <w:rPr>
-          <w:rFonts w:ascii="Times New Roman" w:eastAsia="Times New Roman" w:hAnsi="Times New Roman" w:cs="Times New Roman"/>
-          <w:i/>
-          <w:color w:val="000000"/>
-          <w:lang w:eastAsia="fr-FR"/>
-        </w:rPr>
-        <w:t>est ce</w:t>
-      </w:r>
-      <w:proofErr w:type="spellEnd"/>
-      <w:r>
-        <w:rPr>
-          <w:rFonts w:ascii="Times New Roman" w:eastAsia="Times New Roman" w:hAnsi="Times New Roman" w:cs="Times New Roman"/>
-          <w:i/>
-          <w:color w:val="000000"/>
-          <w:lang w:eastAsia="fr-FR"/>
-        </w:rPr>
-        <w:t xml:space="preserve"> qu'on saurait estimer quelle part de la taxe sera payé par les acteurs non EU ?</w:t>
+        <w:t>Objection 7 (hit ordinary savers) : est ce qu'on saurait estimer quelle part de la taxe sera payé par les acteurs non EU ?</w:t>
       </w:r>
     </w:p>
     <w:p>
@@ -993,87 +692,7 @@
           <w:color w:val="000000"/>
           <w:lang w:eastAsia="fr-FR"/>
         </w:rPr>
-        <w:t>Objection 8 (</w:t>
-      </w:r>
-      <w:proofErr w:type="spellStart"/>
-      <w:r>
-        <w:rPr>
-          <w:rFonts w:ascii="Times New Roman" w:eastAsia="Times New Roman" w:hAnsi="Times New Roman" w:cs="Times New Roman"/>
-          <w:i/>
-          <w:color w:val="000000"/>
-          <w:lang w:eastAsia="fr-FR"/>
-        </w:rPr>
-        <w:t>penalise</w:t>
-      </w:r>
-      <w:proofErr w:type="spellEnd"/>
-      <w:r>
-        <w:rPr>
-          <w:rFonts w:ascii="Times New Roman" w:eastAsia="Times New Roman" w:hAnsi="Times New Roman" w:cs="Times New Roman"/>
-          <w:i/>
-          <w:color w:val="000000"/>
-          <w:lang w:eastAsia="fr-FR"/>
-        </w:rPr>
-        <w:t xml:space="preserve"> </w:t>
-      </w:r>
-      <w:proofErr w:type="spellStart"/>
-      <w:r>
-        <w:rPr>
-          <w:rFonts w:ascii="Times New Roman" w:eastAsia="Times New Roman" w:hAnsi="Times New Roman" w:cs="Times New Roman"/>
-          <w:i/>
-          <w:color w:val="000000"/>
-          <w:lang w:eastAsia="fr-FR"/>
-        </w:rPr>
-        <w:t>market-making</w:t>
-      </w:r>
-      <w:proofErr w:type="spellEnd"/>
-      <w:r>
-        <w:rPr>
-          <w:rFonts w:ascii="Times New Roman" w:eastAsia="Times New Roman" w:hAnsi="Times New Roman" w:cs="Times New Roman"/>
-          <w:i/>
-          <w:color w:val="000000"/>
-          <w:lang w:eastAsia="fr-FR"/>
-        </w:rPr>
-        <w:t xml:space="preserve"> and </w:t>
-      </w:r>
-      <w:proofErr w:type="spellStart"/>
-      <w:r>
-        <w:rPr>
-          <w:rFonts w:ascii="Times New Roman" w:eastAsia="Times New Roman" w:hAnsi="Times New Roman" w:cs="Times New Roman"/>
-          <w:i/>
-          <w:color w:val="000000"/>
-          <w:lang w:eastAsia="fr-FR"/>
-        </w:rPr>
-        <w:t>useful</w:t>
-      </w:r>
-      <w:proofErr w:type="spellEnd"/>
-      <w:r>
-        <w:rPr>
-          <w:rFonts w:ascii="Times New Roman" w:eastAsia="Times New Roman" w:hAnsi="Times New Roman" w:cs="Times New Roman"/>
-          <w:i/>
-          <w:color w:val="000000"/>
-          <w:lang w:eastAsia="fr-FR"/>
-        </w:rPr>
-        <w:t xml:space="preserve"> </w:t>
-      </w:r>
-      <w:proofErr w:type="spellStart"/>
-      <w:r>
-        <w:rPr>
-          <w:rFonts w:ascii="Times New Roman" w:eastAsia="Times New Roman" w:hAnsi="Times New Roman" w:cs="Times New Roman"/>
-          <w:i/>
-          <w:color w:val="000000"/>
-          <w:lang w:eastAsia="fr-FR"/>
-        </w:rPr>
-        <w:t>liquidity</w:t>
-      </w:r>
-      <w:proofErr w:type="spellEnd"/>
-      <w:r>
-        <w:rPr>
-          <w:rFonts w:ascii="Times New Roman" w:eastAsia="Times New Roman" w:hAnsi="Times New Roman" w:cs="Times New Roman"/>
-          <w:i/>
-          <w:color w:val="000000"/>
-          <w:lang w:eastAsia="fr-FR"/>
-        </w:rPr>
-        <w:t xml:space="preserve"> provision) : ce serait intéressant de synthétiser comment sont construites les mesures d'exemption. </w:t>
+        <w:t>Objection 8 (penalise market-making and useful liquidity provision) : ce serait intéressant de synthétiser comment sont construites les mesures d'exemption. </w:t>
       </w:r>
     </w:p>
     <w:p>
@@ -1629,108 +1248,58 @@
           <w:color w:val="000000"/>
           <w:lang w:eastAsia="fr-FR"/>
         </w:rPr>
-        <w:t xml:space="preserve"> Main </w:t>
-      </w:r>
-      <w:proofErr w:type="spellStart"/>
-      <w:r>
-        <w:rPr>
-          <w:rFonts w:ascii="Times New Roman" w:eastAsia="Times New Roman" w:hAnsi="Times New Roman" w:cs="Times New Roman"/>
-          <w:i/>
-          <w:color w:val="000000"/>
-          <w:lang w:eastAsia="fr-FR"/>
-        </w:rPr>
-        <w:t>text</w:t>
-      </w:r>
-      <w:proofErr w:type="spellEnd"/>
-      <w:r>
-        <w:rPr>
-          <w:rFonts w:ascii="Times New Roman" w:eastAsia="Times New Roman" w:hAnsi="Times New Roman" w:cs="Times New Roman"/>
-          <w:i/>
-          <w:color w:val="000000"/>
-          <w:lang w:eastAsia="fr-FR"/>
-        </w:rPr>
-        <w:t xml:space="preserve"> - revenue concentration</w:t>
-      </w:r>
-    </w:p>
-    <w:p>
-      <w:pPr>
-        <w:shd w:val="clear" w:color="auto" w:fill="FFFFFF"/>
-        <w:spacing w:after="0" w:line="240" w:lineRule="auto"/>
-        <w:rPr>
-          <w:rFonts w:ascii="Times New Roman" w:eastAsia="Times New Roman" w:hAnsi="Times New Roman" w:cs="Times New Roman"/>
-          <w:i/>
-          <w:color w:val="000000"/>
-          <w:lang w:val="en-US" w:eastAsia="fr-FR"/>
-        </w:rPr>
-      </w:pPr>
-      <w:proofErr w:type="gramStart"/>
-      <w:r>
-        <w:rPr>
-          <w:rFonts w:ascii="Times New Roman" w:eastAsia="Times New Roman" w:hAnsi="Times New Roman" w:cs="Times New Roman"/>
-          <w:i/>
-          <w:color w:val="000000"/>
-          <w:lang w:val="en-US" w:eastAsia="fr-FR"/>
-        </w:rPr>
-        <w:t>Does this hinge on market exchanges or on firms' headquarters?</w:t>
-      </w:r>
-      <w:proofErr w:type="gramEnd"/>
-      <w:r>
-        <w:rPr>
-          <w:rFonts w:ascii="Times New Roman" w:eastAsia="Times New Roman" w:hAnsi="Times New Roman" w:cs="Times New Roman"/>
-          <w:i/>
-          <w:color w:val="000000"/>
-          <w:lang w:val="en-US" w:eastAsia="fr-FR"/>
-        </w:rPr>
-        <w:t xml:space="preserve"> </w:t>
-      </w:r>
-      <w:proofErr w:type="gramStart"/>
-      <w:r>
-        <w:rPr>
-          <w:rFonts w:ascii="Times New Roman" w:eastAsia="Times New Roman" w:hAnsi="Times New Roman" w:cs="Times New Roman"/>
-          <w:i/>
-          <w:color w:val="000000"/>
-          <w:lang w:val="en-US" w:eastAsia="fr-FR"/>
-        </w:rPr>
-        <w:t>Does this account for existing national taxes?</w:t>
-      </w:r>
-      <w:proofErr w:type="gramEnd"/>
-    </w:p>
-    <w:p>
-      <w:pPr>
-        <w:shd w:val="clear" w:color="auto" w:fill="FFFFFF"/>
-        <w:spacing w:after="0" w:line="240" w:lineRule="auto"/>
-        <w:rPr>
-          <w:rFonts w:ascii="Times New Roman" w:eastAsia="Times New Roman" w:hAnsi="Times New Roman" w:cs="Times New Roman"/>
-          <w:color w:val="000000"/>
-          <w:lang w:val="en-US" w:eastAsia="fr-FR"/>
-        </w:rPr>
-      </w:pPr>
-    </w:p>
-    <w:p>
-      <w:pPr>
-        <w:shd w:val="clear" w:color="auto" w:fill="FFFFFF"/>
-        <w:spacing w:after="0" w:line="240" w:lineRule="auto"/>
-        <w:rPr>
-          <w:rFonts w:ascii="Times New Roman" w:eastAsia="Times New Roman" w:hAnsi="Times New Roman" w:cs="Times New Roman"/>
-          <w:color w:val="000000"/>
-          <w:lang w:eastAsia="fr-FR"/>
-        </w:rPr>
-      </w:pPr>
-      <w:r>
-        <w:rPr>
-          <w:rFonts w:ascii="Times New Roman" w:eastAsia="Times New Roman" w:hAnsi="Times New Roman" w:cs="Times New Roman"/>
-          <w:color w:val="000000"/>
-          <w:lang w:eastAsia="fr-FR"/>
-        </w:rPr>
-        <w:t>Très bonne Remarque ! oui, c</w:t>
-      </w:r>
-      <w:r>
-        <w:rPr>
-          <w:rFonts w:ascii="Times New Roman" w:eastAsia="Times New Roman" w:hAnsi="Times New Roman" w:cs="Times New Roman"/>
-          <w:color w:val="000000"/>
-          <w:lang w:eastAsia="fr-FR"/>
-        </w:rPr>
-        <w:t>’est vrai, c’est une approximation.</w:t>
+        <w:t xml:space="preserve"> Main text - revenue concentration</w:t>
+      </w:r>
+    </w:p>
+    <w:p>
+      <w:pPr>
+        <w:shd w:val="clear" w:color="auto" w:fill="FFFFFF"/>
+        <w:spacing w:after="0" w:line="240" w:lineRule="auto"/>
+        <w:rPr>
+          <w:rFonts w:ascii="Times New Roman" w:eastAsia="Times New Roman" w:hAnsi="Times New Roman" w:cs="Times New Roman"/>
+          <w:i/>
+          <w:color w:val="000000"/>
+          <w:lang w:val="en-US" w:eastAsia="fr-FR"/>
+        </w:rPr>
+      </w:pPr>
+      <w:r>
+        <w:rPr>
+          <w:rFonts w:ascii="Times New Roman" w:eastAsia="Times New Roman" w:hAnsi="Times New Roman" w:cs="Times New Roman"/>
+          <w:i/>
+          <w:color w:val="000000"/>
+          <w:lang w:val="en-US" w:eastAsia="fr-FR"/>
+        </w:rPr>
+        <w:t>Does this hinge on market exchanges or on firms' headquarters? Does this account for existing national taxes?</w:t>
+      </w:r>
+    </w:p>
+    <w:p>
+      <w:pPr>
+        <w:shd w:val="clear" w:color="auto" w:fill="FFFFFF"/>
+        <w:spacing w:after="0" w:line="240" w:lineRule="auto"/>
+        <w:rPr>
+          <w:rFonts w:ascii="Times New Roman" w:eastAsia="Times New Roman" w:hAnsi="Times New Roman" w:cs="Times New Roman"/>
+          <w:color w:val="000000"/>
+          <w:lang w:val="en-US" w:eastAsia="fr-FR"/>
+        </w:rPr>
+      </w:pPr>
+    </w:p>
+    <w:p>
+      <w:pPr>
+        <w:shd w:val="clear" w:color="auto" w:fill="FFFFFF"/>
+        <w:spacing w:after="0" w:line="240" w:lineRule="auto"/>
+        <w:rPr>
+          <w:rFonts w:ascii="Times New Roman" w:eastAsia="Times New Roman" w:hAnsi="Times New Roman" w:cs="Times New Roman"/>
+          <w:color w:val="000000"/>
+          <w:lang w:eastAsia="fr-FR"/>
+        </w:rPr>
+      </w:pPr>
+      <w:r>
+        <w:rPr>
+          <w:rFonts w:ascii="Times New Roman" w:eastAsia="Times New Roman" w:hAnsi="Times New Roman" w:cs="Times New Roman"/>
+          <w:color w:val="000000"/>
+          <w:lang w:eastAsia="fr-FR"/>
+        </w:rPr>
+        <w:t>Très bonne Remarque ! oui, c’est vrai, c’est une approximation.</w:t>
       </w:r>
     </w:p>
     <w:p>
@@ -1868,23 +1437,13 @@
           <w:lang w:eastAsia="fr-FR"/>
         </w:rPr>
       </w:pPr>
-      <w:proofErr w:type="gramStart"/>
-      <w:r>
-        <w:rPr>
-          <w:rFonts w:ascii="Times New Roman" w:eastAsia="Times New Roman" w:hAnsi="Times New Roman" w:cs="Times New Roman"/>
-          <w:color w:val="000000"/>
-          <w:lang w:eastAsia="fr-FR"/>
-        </w:rPr>
-        <w:t>Je crois pas</w:t>
-      </w:r>
-      <w:proofErr w:type="gramEnd"/>
-      <w:r>
-        <w:rPr>
-          <w:rFonts w:ascii="Times New Roman" w:eastAsia="Times New Roman" w:hAnsi="Times New Roman" w:cs="Times New Roman"/>
-          <w:color w:val="000000"/>
-          <w:lang w:eastAsia="fr-FR"/>
-        </w:rPr>
-        <w:t>, cela v</w:t>
+      <w:r>
+        <w:rPr>
+          <w:rFonts w:ascii="Times New Roman" w:eastAsia="Times New Roman" w:hAnsi="Times New Roman" w:cs="Times New Roman"/>
+          <w:color w:val="000000"/>
+          <w:lang w:eastAsia="fr-FR"/>
+        </w:rPr>
+        <w:t>Je crois pas, cela v</w:t>
       </w:r>
       <w:r>
         <w:rPr>
@@ -2009,15 +1568,7 @@
           <w:color w:val="000000"/>
           <w:lang w:eastAsia="fr-FR"/>
         </w:rPr>
-        <w:t>J’ai ajouté la table, s</w:t>
-      </w:r>
-      <w:r>
-        <w:rPr>
-          <w:rFonts w:ascii="Times New Roman" w:eastAsia="Times New Roman" w:hAnsi="Times New Roman" w:cs="Times New Roman"/>
-          <w:color w:val="000000"/>
-          <w:lang w:eastAsia="fr-FR"/>
-        </w:rPr>
-        <w:t xml:space="preserve">ans toutefois que l’on puisse </w:t>
+        <w:t xml:space="preserve">J’ai ajouté la table, sans toutefois que l’on puisse </w:t>
       </w:r>
       <w:r>
         <w:rPr>
@@ -2108,70 +1659,28 @@
           <w:color w:val="000000"/>
           <w:lang w:eastAsia="fr-FR"/>
         </w:rPr>
-        <w:t xml:space="preserve"> </w:t>
-      </w:r>
-      <w:proofErr w:type="spellStart"/>
-      <w:r>
-        <w:rPr>
-          <w:rFonts w:ascii="Times New Roman" w:eastAsia="Times New Roman" w:hAnsi="Times New Roman" w:cs="Times New Roman"/>
-          <w:i/>
-          <w:color w:val="000000"/>
-          <w:lang w:eastAsia="fr-FR"/>
-        </w:rPr>
-        <w:t>Appendix</w:t>
-      </w:r>
-      <w:proofErr w:type="spellEnd"/>
-      <w:r>
-        <w:rPr>
-          <w:rFonts w:ascii="Times New Roman" w:eastAsia="Times New Roman" w:hAnsi="Times New Roman" w:cs="Times New Roman"/>
-          <w:i/>
-          <w:color w:val="000000"/>
-          <w:lang w:eastAsia="fr-FR"/>
-        </w:rPr>
-        <w:t xml:space="preserve"> 5 - Objection 1: </w:t>
-      </w:r>
-      <w:proofErr w:type="spellStart"/>
-      <w:r>
-        <w:rPr>
-          <w:rFonts w:ascii="Times New Roman" w:eastAsia="Times New Roman" w:hAnsi="Times New Roman" w:cs="Times New Roman"/>
-          <w:i/>
-          <w:color w:val="000000"/>
-          <w:lang w:eastAsia="fr-FR"/>
-        </w:rPr>
-        <w:t>liquidity</w:t>
-      </w:r>
-      <w:proofErr w:type="spellEnd"/>
-    </w:p>
-    <w:p>
-      <w:pPr>
-        <w:shd w:val="clear" w:color="auto" w:fill="FFFFFF"/>
-        <w:spacing w:after="0" w:line="240" w:lineRule="auto"/>
-        <w:rPr>
-          <w:rFonts w:ascii="Times New Roman" w:eastAsia="Times New Roman" w:hAnsi="Times New Roman" w:cs="Times New Roman"/>
-          <w:i/>
-          <w:color w:val="000000"/>
-          <w:lang w:eastAsia="fr-FR"/>
-        </w:rPr>
-      </w:pPr>
-      <w:proofErr w:type="spellStart"/>
-      <w:r>
-        <w:rPr>
-          <w:rFonts w:ascii="Times New Roman" w:eastAsia="Times New Roman" w:hAnsi="Times New Roman" w:cs="Times New Roman"/>
-          <w:i/>
-          <w:color w:val="000000"/>
-          <w:lang w:eastAsia="fr-FR"/>
-        </w:rPr>
-        <w:t>Missing</w:t>
-      </w:r>
-      <w:proofErr w:type="spellEnd"/>
-      <w:r>
-        <w:rPr>
-          <w:rFonts w:ascii="Times New Roman" w:eastAsia="Times New Roman" w:hAnsi="Times New Roman" w:cs="Times New Roman"/>
-          <w:i/>
-          <w:color w:val="000000"/>
-          <w:lang w:eastAsia="fr-FR"/>
-        </w:rPr>
-        <w:t xml:space="preserve"> citation.</w:t>
+        <w:t xml:space="preserve"> Appendix 5 - Objection 1: liquidity</w:t>
+      </w:r>
+    </w:p>
+    <w:p>
+      <w:pPr>
+        <w:shd w:val="clear" w:color="auto" w:fill="FFFFFF"/>
+        <w:spacing w:after="0" w:line="240" w:lineRule="auto"/>
+        <w:rPr>
+          <w:rFonts w:ascii="Times New Roman" w:eastAsia="Times New Roman" w:hAnsi="Times New Roman" w:cs="Times New Roman"/>
+          <w:i/>
+          <w:color w:val="000000"/>
+          <w:lang w:eastAsia="fr-FR"/>
+        </w:rPr>
+      </w:pPr>
+      <w:r>
+        <w:rPr>
+          <w:rFonts w:ascii="Times New Roman" w:eastAsia="Times New Roman" w:hAnsi="Times New Roman" w:cs="Times New Roman"/>
+          <w:i/>
+          <w:color w:val="000000"/>
+          <w:lang w:eastAsia="fr-FR"/>
+        </w:rPr>
+        <w:t>Missing citation.</w:t>
       </w:r>
     </w:p>
     <w:p>
@@ -2278,79 +1787,28 @@
           <w:color w:val="000000"/>
           <w:lang w:eastAsia="fr-FR"/>
         </w:rPr>
-        <w:t xml:space="preserve"> </w:t>
-      </w:r>
-      <w:proofErr w:type="spellStart"/>
-      <w:r>
-        <w:rPr>
-          <w:rFonts w:ascii="Times New Roman" w:eastAsia="Times New Roman" w:hAnsi="Times New Roman" w:cs="Times New Roman"/>
-          <w:i/>
-          <w:color w:val="000000"/>
-          <w:lang w:eastAsia="fr-FR"/>
-        </w:rPr>
-        <w:t>Appendix</w:t>
-      </w:r>
-      <w:proofErr w:type="spellEnd"/>
-      <w:r>
-        <w:rPr>
-          <w:rFonts w:ascii="Times New Roman" w:eastAsia="Times New Roman" w:hAnsi="Times New Roman" w:cs="Times New Roman"/>
-          <w:i/>
-          <w:color w:val="000000"/>
-          <w:lang w:eastAsia="fr-FR"/>
-        </w:rPr>
-        <w:t xml:space="preserve"> 5 - Objection 1: </w:t>
-      </w:r>
-      <w:proofErr w:type="spellStart"/>
-      <w:r>
-        <w:rPr>
-          <w:rFonts w:ascii="Times New Roman" w:eastAsia="Times New Roman" w:hAnsi="Times New Roman" w:cs="Times New Roman"/>
-          <w:i/>
-          <w:color w:val="000000"/>
-          <w:lang w:eastAsia="fr-FR"/>
-        </w:rPr>
-        <w:t>liquidity</w:t>
-      </w:r>
-      <w:proofErr w:type="spellEnd"/>
-    </w:p>
-    <w:p>
-      <w:pPr>
-        <w:shd w:val="clear" w:color="auto" w:fill="FFFFFF"/>
-        <w:spacing w:after="0" w:line="240" w:lineRule="auto"/>
-        <w:rPr>
-          <w:rFonts w:ascii="Times New Roman" w:eastAsia="Times New Roman" w:hAnsi="Times New Roman" w:cs="Times New Roman"/>
-          <w:i/>
-          <w:color w:val="000000"/>
-          <w:lang w:val="en-US" w:eastAsia="fr-FR"/>
-        </w:rPr>
-      </w:pPr>
-      <w:r>
-        <w:rPr>
-          <w:rFonts w:ascii="Times New Roman" w:eastAsia="Times New Roman" w:hAnsi="Times New Roman" w:cs="Times New Roman"/>
-          <w:i/>
-          <w:color w:val="000000"/>
-          <w:lang w:val="en-US" w:eastAsia="fr-FR"/>
-        </w:rPr>
-        <w:t xml:space="preserve">Would be nice to expand on this: “transactions whose social value is uncertain”: give </w:t>
-      </w:r>
-      <w:proofErr w:type="gramStart"/>
-      <w:r>
-        <w:rPr>
-          <w:rFonts w:ascii="Times New Roman" w:eastAsia="Times New Roman" w:hAnsi="Times New Roman" w:cs="Times New Roman"/>
-          <w:i/>
-          <w:color w:val="000000"/>
-          <w:lang w:val="en-US" w:eastAsia="fr-FR"/>
-        </w:rPr>
-        <w:t>references,</w:t>
-      </w:r>
-      <w:proofErr w:type="gramEnd"/>
-      <w:r>
-        <w:rPr>
-          <w:rFonts w:ascii="Times New Roman" w:eastAsia="Times New Roman" w:hAnsi="Times New Roman" w:cs="Times New Roman"/>
-          <w:i/>
-          <w:color w:val="000000"/>
-          <w:lang w:val="en-US" w:eastAsia="fr-FR"/>
-        </w:rPr>
-        <w:t xml:space="preserve"> explain why social value could be negative.</w:t>
+        <w:t xml:space="preserve"> Appendix 5 - Objection 1: liquidity</w:t>
+      </w:r>
+    </w:p>
+    <w:p>
+      <w:pPr>
+        <w:shd w:val="clear" w:color="auto" w:fill="FFFFFF"/>
+        <w:spacing w:after="0" w:line="240" w:lineRule="auto"/>
+        <w:rPr>
+          <w:rFonts w:ascii="Times New Roman" w:eastAsia="Times New Roman" w:hAnsi="Times New Roman" w:cs="Times New Roman"/>
+          <w:i/>
+          <w:color w:val="000000"/>
+          <w:lang w:val="en-US" w:eastAsia="fr-FR"/>
+        </w:rPr>
+      </w:pPr>
+      <w:r>
+        <w:rPr>
+          <w:rFonts w:ascii="Times New Roman" w:eastAsia="Times New Roman" w:hAnsi="Times New Roman" w:cs="Times New Roman"/>
+          <w:i/>
+          <w:color w:val="000000"/>
+          <w:lang w:val="en-US" w:eastAsia="fr-FR"/>
+        </w:rPr>
+        <w:t>Would be nice to expand on this: “transactions whose social value is uncertain”: give references, explain why social value could be negative.</w:t>
       </w:r>
     </w:p>
     <w:p>
@@ -2368,23 +1826,13 @@
           <w:lang w:val="en-US" w:eastAsia="fr-FR"/>
         </w:rPr>
       </w:pPr>
-      <w:proofErr w:type="spellStart"/>
-      <w:r>
-        <w:rPr>
-          <w:rFonts w:ascii="Times New Roman" w:eastAsia="Times New Roman" w:hAnsi="Times New Roman" w:cs="Times New Roman"/>
-          <w:color w:val="000000"/>
-          <w:lang w:val="en-US" w:eastAsia="fr-FR"/>
-        </w:rPr>
-        <w:t>Voir</w:t>
-      </w:r>
-      <w:proofErr w:type="spellEnd"/>
-      <w:r>
-        <w:rPr>
-          <w:rFonts w:ascii="Times New Roman" w:eastAsia="Times New Roman" w:hAnsi="Times New Roman" w:cs="Times New Roman"/>
-          <w:color w:val="000000"/>
-          <w:lang w:val="en-US" w:eastAsia="fr-FR"/>
-        </w:rPr>
-        <w:t xml:space="preserve"> plus haut</w:t>
+      <w:r>
+        <w:rPr>
+          <w:rFonts w:ascii="Times New Roman" w:eastAsia="Times New Roman" w:hAnsi="Times New Roman" w:cs="Times New Roman"/>
+          <w:color w:val="000000"/>
+          <w:lang w:val="en-US" w:eastAsia="fr-FR"/>
+        </w:rPr>
+        <w:t>Voir plus haut</w:t>
       </w:r>
     </w:p>
     <w:p>
@@ -2498,23 +1946,13 @@
           <w:lang w:val="en-US" w:eastAsia="fr-FR"/>
         </w:rPr>
       </w:pPr>
-      <w:proofErr w:type="spellStart"/>
-      <w:r>
-        <w:rPr>
-          <w:rFonts w:ascii="Times New Roman" w:eastAsia="Times New Roman" w:hAnsi="Times New Roman" w:cs="Times New Roman"/>
-          <w:color w:val="000000"/>
-          <w:lang w:val="en-US" w:eastAsia="fr-FR"/>
-        </w:rPr>
-        <w:t>Voir</w:t>
-      </w:r>
-      <w:proofErr w:type="spellEnd"/>
-      <w:r>
-        <w:rPr>
-          <w:rFonts w:ascii="Times New Roman" w:eastAsia="Times New Roman" w:hAnsi="Times New Roman" w:cs="Times New Roman"/>
-          <w:color w:val="000000"/>
-          <w:lang w:val="en-US" w:eastAsia="fr-FR"/>
-        </w:rPr>
-        <w:t xml:space="preserve"> plus haut</w:t>
+      <w:r>
+        <w:rPr>
+          <w:rFonts w:ascii="Times New Roman" w:eastAsia="Times New Roman" w:hAnsi="Times New Roman" w:cs="Times New Roman"/>
+          <w:color w:val="000000"/>
+          <w:lang w:val="en-US" w:eastAsia="fr-FR"/>
+        </w:rPr>
+        <w:t>Voir plus haut</w:t>
       </w:r>
     </w:p>
     <w:p>
@@ -2610,27 +2048,7 @@
           <w:color w:val="000000"/>
           <w:lang w:val="en-US" w:eastAsia="fr-FR"/>
         </w:rPr>
-        <w:t xml:space="preserve">Can you estimate what share of the tax </w:t>
-      </w:r>
-      <w:proofErr w:type="gramStart"/>
-      <w:r>
-        <w:rPr>
-          <w:rFonts w:ascii="Times New Roman" w:eastAsia="Times New Roman" w:hAnsi="Times New Roman" w:cs="Times New Roman"/>
-          <w:i/>
-          <w:color w:val="000000"/>
-          <w:lang w:val="en-US" w:eastAsia="fr-FR"/>
-        </w:rPr>
-        <w:t>will be paid by (non-EU) foreigners</w:t>
-      </w:r>
-      <w:proofErr w:type="gramEnd"/>
-      <w:r>
-        <w:rPr>
-          <w:rFonts w:ascii="Times New Roman" w:eastAsia="Times New Roman" w:hAnsi="Times New Roman" w:cs="Times New Roman"/>
-          <w:i/>
-          <w:color w:val="000000"/>
-          <w:lang w:val="en-US" w:eastAsia="fr-FR"/>
-        </w:rPr>
-        <w:t>?</w:t>
+        <w:t>Can you estimate what share of the tax will be paid by (non-EU) foreigners?</w:t>
       </w:r>
     </w:p>
     <w:p>
@@ -2648,23 +2066,13 @@
           <w:lang w:val="en-US" w:eastAsia="fr-FR"/>
         </w:rPr>
       </w:pPr>
-      <w:proofErr w:type="spellStart"/>
-      <w:r>
-        <w:rPr>
-          <w:rFonts w:ascii="Times New Roman" w:eastAsia="Times New Roman" w:hAnsi="Times New Roman" w:cs="Times New Roman"/>
-          <w:color w:val="000000"/>
-          <w:lang w:val="en-US" w:eastAsia="fr-FR"/>
-        </w:rPr>
-        <w:t>Voir</w:t>
-      </w:r>
-      <w:proofErr w:type="spellEnd"/>
-      <w:r>
-        <w:rPr>
-          <w:rFonts w:ascii="Times New Roman" w:eastAsia="Times New Roman" w:hAnsi="Times New Roman" w:cs="Times New Roman"/>
-          <w:color w:val="000000"/>
-          <w:lang w:val="en-US" w:eastAsia="fr-FR"/>
-        </w:rPr>
-        <w:t xml:space="preserve"> plus haut</w:t>
+      <w:r>
+        <w:rPr>
+          <w:rFonts w:ascii="Times New Roman" w:eastAsia="Times New Roman" w:hAnsi="Times New Roman" w:cs="Times New Roman"/>
+          <w:color w:val="000000"/>
+          <w:lang w:val="en-US" w:eastAsia="fr-FR"/>
+        </w:rPr>
+        <w:t>Voir plus haut</w:t>
       </w:r>
     </w:p>
     <w:p>
@@ -2760,27 +2168,7 @@
           <w:color w:val="000000"/>
           <w:lang w:val="en-US" w:eastAsia="fr-FR"/>
         </w:rPr>
-        <w:t xml:space="preserve">How </w:t>
-      </w:r>
-      <w:proofErr w:type="gramStart"/>
-      <w:r>
-        <w:rPr>
-          <w:rFonts w:ascii="Times New Roman" w:eastAsia="Times New Roman" w:hAnsi="Times New Roman" w:cs="Times New Roman"/>
-          <w:i/>
-          <w:color w:val="000000"/>
-          <w:lang w:val="en-US" w:eastAsia="fr-FR"/>
-        </w:rPr>
-        <w:t>should market-making exemptions be designed</w:t>
-      </w:r>
-      <w:proofErr w:type="gramEnd"/>
-      <w:r>
-        <w:rPr>
-          <w:rFonts w:ascii="Times New Roman" w:eastAsia="Times New Roman" w:hAnsi="Times New Roman" w:cs="Times New Roman"/>
-          <w:i/>
-          <w:color w:val="000000"/>
-          <w:lang w:val="en-US" w:eastAsia="fr-FR"/>
-        </w:rPr>
-        <w:t>?</w:t>
+        <w:t>How should market-making exemptions be designed?</w:t>
       </w:r>
     </w:p>
     <w:p>
@@ -2798,23 +2186,13 @@
           <w:lang w:val="en-US" w:eastAsia="fr-FR"/>
         </w:rPr>
       </w:pPr>
-      <w:proofErr w:type="spellStart"/>
-      <w:r>
-        <w:rPr>
-          <w:rFonts w:ascii="Times New Roman" w:eastAsia="Times New Roman" w:hAnsi="Times New Roman" w:cs="Times New Roman"/>
-          <w:color w:val="000000"/>
-          <w:lang w:val="en-US" w:eastAsia="fr-FR"/>
-        </w:rPr>
-        <w:t>Voir</w:t>
-      </w:r>
-      <w:proofErr w:type="spellEnd"/>
-      <w:r>
-        <w:rPr>
-          <w:rFonts w:ascii="Times New Roman" w:eastAsia="Times New Roman" w:hAnsi="Times New Roman" w:cs="Times New Roman"/>
-          <w:color w:val="000000"/>
-          <w:lang w:val="en-US" w:eastAsia="fr-FR"/>
-        </w:rPr>
-        <w:t xml:space="preserve"> plus haut</w:t>
+      <w:r>
+        <w:rPr>
+          <w:rFonts w:ascii="Times New Roman" w:eastAsia="Times New Roman" w:hAnsi="Times New Roman" w:cs="Times New Roman"/>
+          <w:color w:val="000000"/>
+          <w:lang w:val="en-US" w:eastAsia="fr-FR"/>
+        </w:rPr>
+        <w:t>Voir plus haut</w:t>
       </w:r>
     </w:p>
     <w:p>
@@ -2910,27 +2288,7 @@
           <w:color w:val="000000"/>
           <w:lang w:val="en-US" w:eastAsia="fr-FR"/>
         </w:rPr>
-        <w:t xml:space="preserve">Objections 6, 10-13 are not so relevant (and </w:t>
-      </w:r>
-      <w:proofErr w:type="gramStart"/>
-      <w:r>
-        <w:rPr>
-          <w:rFonts w:ascii="Times New Roman" w:eastAsia="Times New Roman" w:hAnsi="Times New Roman" w:cs="Times New Roman"/>
-          <w:i/>
-          <w:color w:val="000000"/>
-          <w:lang w:val="en-US" w:eastAsia="fr-FR"/>
-        </w:rPr>
-        <w:t>could perhaps be removed</w:t>
-      </w:r>
-      <w:proofErr w:type="gramEnd"/>
-      <w:r>
-        <w:rPr>
-          <w:rFonts w:ascii="Times New Roman" w:eastAsia="Times New Roman" w:hAnsi="Times New Roman" w:cs="Times New Roman"/>
-          <w:i/>
-          <w:color w:val="000000"/>
-          <w:lang w:val="en-US" w:eastAsia="fr-FR"/>
-        </w:rPr>
-        <w:t>).</w:t>
+        <w:t>Objections 6, 10-13 are not so relevant (and could perhaps be removed).</w:t>
       </w:r>
     </w:p>
     <w:p>
@@ -2948,59 +2306,13 @@
           <w:lang w:val="en-US" w:eastAsia="fr-FR"/>
         </w:rPr>
       </w:pPr>
-      <w:proofErr w:type="spellStart"/>
-      <w:r>
-        <w:rPr>
-          <w:rFonts w:ascii="Times New Roman" w:eastAsia="Times New Roman" w:hAnsi="Times New Roman" w:cs="Times New Roman"/>
-          <w:color w:val="000000"/>
-          <w:lang w:val="en-US" w:eastAsia="fr-FR"/>
-        </w:rPr>
-        <w:t>J’ai</w:t>
-      </w:r>
-      <w:proofErr w:type="spellEnd"/>
-      <w:r>
-        <w:rPr>
-          <w:rFonts w:ascii="Times New Roman" w:eastAsia="Times New Roman" w:hAnsi="Times New Roman" w:cs="Times New Roman"/>
-          <w:color w:val="000000"/>
-          <w:lang w:val="en-US" w:eastAsia="fr-FR"/>
-        </w:rPr>
-        <w:t xml:space="preserve"> </w:t>
-      </w:r>
-      <w:proofErr w:type="spellStart"/>
-      <w:r>
-        <w:rPr>
-          <w:rFonts w:ascii="Times New Roman" w:eastAsia="Times New Roman" w:hAnsi="Times New Roman" w:cs="Times New Roman"/>
-          <w:color w:val="000000"/>
-          <w:lang w:val="en-US" w:eastAsia="fr-FR"/>
-        </w:rPr>
-        <w:t>enlevé</w:t>
-      </w:r>
-      <w:proofErr w:type="spellEnd"/>
-      <w:r>
-        <w:rPr>
-          <w:rFonts w:ascii="Times New Roman" w:eastAsia="Times New Roman" w:hAnsi="Times New Roman" w:cs="Times New Roman"/>
-          <w:color w:val="000000"/>
-          <w:lang w:val="en-US" w:eastAsia="fr-FR"/>
-        </w:rPr>
-        <w:t xml:space="preserve"> (</w:t>
-      </w:r>
-      <w:proofErr w:type="spellStart"/>
-      <w:r>
-        <w:rPr>
-          <w:rFonts w:ascii="Times New Roman" w:eastAsia="Times New Roman" w:hAnsi="Times New Roman" w:cs="Times New Roman"/>
-          <w:color w:val="000000"/>
-          <w:lang w:val="en-US" w:eastAsia="fr-FR"/>
-        </w:rPr>
-        <w:t>sauf</w:t>
-      </w:r>
-      <w:proofErr w:type="spellEnd"/>
-      <w:r>
-        <w:rPr>
-          <w:rFonts w:ascii="Times New Roman" w:eastAsia="Times New Roman" w:hAnsi="Times New Roman" w:cs="Times New Roman"/>
-          <w:color w:val="000000"/>
-          <w:lang w:val="en-US" w:eastAsia="fr-FR"/>
-        </w:rPr>
-        <w:t xml:space="preserve"> la 6)</w:t>
+      <w:r>
+        <w:rPr>
+          <w:rFonts w:ascii="Times New Roman" w:eastAsia="Times New Roman" w:hAnsi="Times New Roman" w:cs="Times New Roman"/>
+          <w:color w:val="000000"/>
+          <w:lang w:val="en-US" w:eastAsia="fr-FR"/>
+        </w:rPr>
+        <w:t>J’ai enlevé (sauf la 6)</w:t>
       </w:r>
     </w:p>
     <w:p>
@@ -3104,27 +2416,7 @@
           <w:color w:val="000000"/>
           <w:lang w:val="en-US" w:eastAsia="fr-FR"/>
         </w:rPr>
-        <w:t xml:space="preserve">Nothing new in this section, which </w:t>
-      </w:r>
-      <w:proofErr w:type="gramStart"/>
-      <w:r>
-        <w:rPr>
-          <w:rFonts w:ascii="Times New Roman" w:eastAsia="Times New Roman" w:hAnsi="Times New Roman" w:cs="Times New Roman"/>
-          <w:i/>
-          <w:color w:val="000000"/>
-          <w:lang w:val="en-US" w:eastAsia="fr-FR"/>
-        </w:rPr>
-        <w:t>can be removed</w:t>
-      </w:r>
-      <w:proofErr w:type="gramEnd"/>
-      <w:r>
-        <w:rPr>
-          <w:rFonts w:ascii="Times New Roman" w:eastAsia="Times New Roman" w:hAnsi="Times New Roman" w:cs="Times New Roman"/>
-          <w:i/>
-          <w:color w:val="000000"/>
-          <w:lang w:val="en-US" w:eastAsia="fr-FR"/>
-        </w:rPr>
-        <w:t xml:space="preserve"> (except the references, which can be moved elsewhere).</w:t>
+        <w:t>Nothing new in this section, which can be removed (except the references, which can be moved elsewhere).</w:t>
       </w:r>
     </w:p>
     <w:p>
@@ -3148,15 +2440,7 @@
           <w:color w:val="000000"/>
           <w:lang w:eastAsia="fr-FR"/>
         </w:rPr>
-        <w:t>Je suis d’accord. J’avais c</w:t>
-      </w:r>
-      <w:r>
-        <w:rPr>
-          <w:rFonts w:ascii="Times New Roman" w:eastAsia="Times New Roman" w:hAnsi="Times New Roman" w:cs="Times New Roman"/>
-          <w:color w:val="000000"/>
-          <w:lang w:eastAsia="fr-FR"/>
-        </w:rPr>
-        <w:t>ru comprendre que c</w:t>
+        <w:t>Je suis d’accord. J’avais cru comprendre que c</w:t>
       </w:r>
       <w:r>
         <w:rPr>
@@ -3196,15 +2480,7 @@
           <w:color w:val="000000"/>
           <w:lang w:eastAsia="fr-FR"/>
         </w:rPr>
-        <w:t xml:space="preserve">laissé </w:t>
-      </w:r>
-      <w:r>
-        <w:rPr>
-          <w:rFonts w:ascii="Times New Roman" w:eastAsia="Times New Roman" w:hAnsi="Times New Roman" w:cs="Times New Roman"/>
-          <w:color w:val="000000"/>
-          <w:lang w:eastAsia="fr-FR"/>
-        </w:rPr>
-        <w:t>en note dans le tex mais invisible,</w:t>
+        <w:t>laissé en note dans le tex mais invisible,</w:t>
       </w:r>
       <w:r>
         <w:rPr>
@@ -3343,7 +2619,6 @@
           <w:lang w:eastAsia="fr-FR"/>
         </w:rPr>
       </w:pPr>
-      <w:proofErr w:type="gramStart"/>
       <w:r>
         <w:rPr>
           <w:rFonts w:ascii="Times New Roman" w:eastAsia="Times New Roman" w:hAnsi="Times New Roman" w:cs="Times New Roman"/>
@@ -3352,7 +2627,6 @@
         </w:rPr>
         <w:t>ok</w:t>
       </w:r>
-      <w:proofErr w:type="gramEnd"/>
     </w:p>
     <w:p>
       <w:pPr>
@@ -3472,15 +2746,7 @@
           <w:color w:val="000000"/>
           <w:lang w:eastAsia="fr-FR"/>
         </w:rPr>
-        <w:t>C’est à dire? Des n</w:t>
-      </w:r>
-      <w:r>
-        <w:rPr>
-          <w:rFonts w:ascii="Times New Roman" w:eastAsia="Times New Roman" w:hAnsi="Times New Roman" w:cs="Times New Roman"/>
-          <w:color w:val="000000"/>
-          <w:lang w:eastAsia="fr-FR"/>
-        </w:rPr>
-        <w:t xml:space="preserve">oms ? </w:t>
+        <w:t xml:space="preserve">C’est à dire? Des noms ? </w:t>
       </w:r>
     </w:p>
     <w:p>
@@ -3512,8 +2778,6 @@
           <w:lang w:eastAsia="fr-FR"/>
         </w:rPr>
       </w:pPr>
-      <w:bookmarkStart w:id="0" w:name="_GoBack"/>
-      <w:bookmarkEnd w:id="0"/>
     </w:p>
     <w:p>
       <w:pPr>
@@ -3590,25 +2854,7 @@
           <w:color w:val="000000"/>
           <w:lang w:val="en-US" w:eastAsia="fr-FR"/>
         </w:rPr>
-        <w:t xml:space="preserve">I </w:t>
-      </w:r>
-      <w:proofErr w:type="gramStart"/>
-      <w:r>
-        <w:rPr>
-          <w:rFonts w:ascii="Times New Roman" w:eastAsia="Times New Roman" w:hAnsi="Times New Roman" w:cs="Times New Roman"/>
-          <w:color w:val="000000"/>
-          <w:lang w:val="en-US" w:eastAsia="fr-FR"/>
-        </w:rPr>
-        <w:t>am not convinced</w:t>
-      </w:r>
-      <w:proofErr w:type="gramEnd"/>
-      <w:r>
-        <w:rPr>
-          <w:rFonts w:ascii="Times New Roman" w:eastAsia="Times New Roman" w:hAnsi="Times New Roman" w:cs="Times New Roman"/>
-          <w:color w:val="000000"/>
-          <w:lang w:val="en-US" w:eastAsia="fr-FR"/>
-        </w:rPr>
-        <w:t xml:space="preserve"> by the green FTT. For option 1, it goes against the report's goal which is to raise own resources. For option 2, it somehow discredits the argument that the FTT is negligible for corporate financing.</w:t>
+        <w:t>I am not convinced by the green FTT. For option 1, it goes against the report's goal which is to raise own resources. For option 2, it somehow discredits the argument that the FTT is negligible for corporate financing.</w:t>
       </w:r>
     </w:p>
     <w:p>
@@ -3632,33 +2878,7 @@
           <w:color w:val="000000"/>
           <w:lang w:eastAsia="fr-FR"/>
         </w:rPr>
-        <w:t>Ok, je supprime et m</w:t>
-      </w:r>
-      <w:r>
-        <w:rPr>
-          <w:rFonts w:ascii="Times New Roman" w:eastAsia="Times New Roman" w:hAnsi="Times New Roman" w:cs="Times New Roman"/>
-          <w:color w:val="000000"/>
-          <w:lang w:eastAsia="fr-FR"/>
-        </w:rPr>
-        <w:t xml:space="preserve">e concentre sur </w:t>
-      </w:r>
-      <w:proofErr w:type="spellStart"/>
-      <w:r>
-        <w:rPr>
-          <w:rFonts w:ascii="Times New Roman" w:eastAsia="Times New Roman" w:hAnsi="Times New Roman" w:cs="Times New Roman"/>
-          <w:color w:val="000000"/>
-          <w:lang w:eastAsia="fr-FR"/>
-        </w:rPr>
-        <w:t>intraday</w:t>
-      </w:r>
-      <w:proofErr w:type="spellEnd"/>
-      <w:r>
-        <w:rPr>
-          <w:rFonts w:ascii="Times New Roman" w:eastAsia="Times New Roman" w:hAnsi="Times New Roman" w:cs="Times New Roman"/>
-          <w:color w:val="000000"/>
-          <w:lang w:eastAsia="fr-FR"/>
-        </w:rPr>
-        <w:t xml:space="preserve"> (le plus important)</w:t>
+        <w:t>Ok, je supprime et me concentre sur intraday (le plus important)</w:t>
       </w:r>
       <w:r>
         <w:rPr>
